--- a/draft_agenda_7.29.26.docx
+++ b/draft_agenda_7.29.26.docx
@@ -1,6 +1,6 @@
 
 <file path=word/document.xml><?xml version="1.0" encoding="utf-8"?>
-<w:document xmlns:wpc="http://schemas.microsoft.com/office/word/2010/wordprocessingCanvas" xmlns:cx="http://schemas.microsoft.com/office/drawing/2014/chartex" xmlns:cx1="http://schemas.microsoft.com/office/drawing/2015/9/8/chartex" xmlns:cx2="http://schemas.microsoft.com/office/drawing/2015/10/21/chartex" xmlns:cx3="http://schemas.microsoft.com/office/drawing/2016/5/9/chartex" xmlns:cx4="http://schemas.microsoft.com/office/drawing/2016/5/10/chartex" xmlns:cx5="http://schemas.microsoft.com/office/drawing/2016/5/11/chartex" xmlns:cx6="http://schemas.microsoft.com/office/drawing/2016/5/12/chartex" xmlns:cx7="http://schemas.microsoft.com/office/drawing/2016/5/13/chartex" xmlns:cx8="http://schemas.microsoft.com/office/drawing/2016/5/14/chartex" xmlns:mc="http://schemas.openxmlformats.org/markup-compatibility/2006" xmlns:aink="http://schemas.microsoft.com/office/drawing/2016/ink" xmlns:am3d="http://schemas.microsoft.com/office/drawing/2017/model3d" xmlns:o="urn:schemas-microsoft-com:office:office" xmlns:oel="http://schemas.microsoft.com/office/2019/extlst" xmlns:r="http://schemas.openxmlformats.org/officeDocument/2006/relationships" xmlns:m="http://schemas.openxmlformats.org/officeDocument/2006/math" xmlns:v="urn:schemas-microsoft-com:vml" xmlns:wp14="http://schemas.microsoft.com/office/word/2010/wordprocessingDrawing" xmlns:wp="http://schemas.openxmlformats.org/drawingml/2006/wordprocessingDrawing" xmlns:w10="urn:schemas-microsoft-com:office:word" xmlns:w="http://schemas.openxmlformats.org/wordprocessingml/2006/main" xmlns:w14="http://schemas.microsoft.com/office/word/2010/wordml" xmlns:w15="http://schemas.microsoft.com/office/word/2012/wordml" xmlns:w16cex="http://schemas.microsoft.com/office/word/2018/wordml/cex" xmlns:w16cid="http://schemas.microsoft.com/office/word/2016/wordml/cid" xmlns:w16="http://schemas.microsoft.com/office/word/2018/wordml" xmlns:w16du="http://schemas.microsoft.com/office/word/2023/wordml/word16du" xmlns:w16sdtdh="http://schemas.microsoft.com/office/word/2020/wordml/sdtdatahash" xmlns:w16sdtfl="http://schemas.microsoft.com/office/word/2024/wordml/sdtformatlock" xmlns:w16se="http://schemas.microsoft.com/office/word/2015/wordml/symex" xmlns:wpg="http://schemas.microsoft.com/office/word/2010/wordprocessingGroup" xmlns:wpi="http://schemas.microsoft.com/office/word/2010/wordprocessingInk" xmlns:wne="http://schemas.microsoft.com/office/word/2006/wordml" xmlns:wps="http://schemas.microsoft.com/office/word/2010/wordprocessingShape" mc:Ignorable="w14 w15 w16se w16cid w16 w16cex w16sdtdh w16sdtfl w16du wp14">
+<w:document xmlns:wpc="http://schemas.microsoft.com/office/word/2010/wordprocessingCanvas" xmlns:cx="http://schemas.microsoft.com/office/drawing/2014/chartex" xmlns:cx1="http://schemas.microsoft.com/office/drawing/2015/9/8/chartex" xmlns:cx2="http://schemas.microsoft.com/office/drawing/2015/10/21/chartex" xmlns:cx3="http://schemas.microsoft.com/office/drawing/2016/5/9/chartex" xmlns:cx4="http://schemas.microsoft.com/office/drawing/2016/5/10/chartex" xmlns:cx5="http://schemas.microsoft.com/office/drawing/2016/5/11/chartex" xmlns:cx6="http://schemas.microsoft.com/office/drawing/2016/5/12/chartex" xmlns:cx7="http://schemas.microsoft.com/office/drawing/2016/5/13/chartex" xmlns:cx8="http://schemas.microsoft.com/office/drawing/2016/5/14/chartex" xmlns:mc="http://schemas.openxmlformats.org/markup-compatibility/2006" xmlns:aink="http://schemas.microsoft.com/office/drawing/2016/ink" xmlns:am3d="http://schemas.microsoft.com/office/drawing/2017/model3d" xmlns:o="urn:schemas-microsoft-com:office:office" xmlns:oel="http://schemas.microsoft.com/office/2019/extlst" xmlns:r="http://schemas.openxmlformats.org/officeDocument/2006/relationships" xmlns:m="http://schemas.openxmlformats.org/officeDocument/2006/math" xmlns:v="urn:schemas-microsoft-com:vml" xmlns:wp14="http://schemas.microsoft.com/office/word/2010/wordprocessingDrawing" xmlns:wp="http://schemas.openxmlformats.org/drawingml/2006/wordprocessingDrawing" xmlns:w10="urn:schemas-microsoft-com:office:word" xmlns:w="http://schemas.openxmlformats.org/wordprocessingml/2006/main" xmlns:w14="http://schemas.microsoft.com/office/word/2010/wordml" xmlns:w15="http://schemas.microsoft.com/office/word/2012/wordml" xmlns:w16cei="http://schemas.microsoft.com/office/word/2026/wordml/cei" xmlns:w16cex="http://schemas.microsoft.com/office/word/2018/wordml/cex" xmlns:w16cid="http://schemas.microsoft.com/office/word/2016/wordml/cid" xmlns:w16="http://schemas.microsoft.com/office/word/2018/wordml" xmlns:w16du="http://schemas.microsoft.com/office/word/2023/wordml/word16du" xmlns:w16sdtdh="http://schemas.microsoft.com/office/word/2020/wordml/sdtdatahash" xmlns:w16sdtfl="http://schemas.microsoft.com/office/word/2024/wordml/sdtformatlock" xmlns:w16se="http://schemas.microsoft.com/office/word/2015/wordml/symex" xmlns:wpg="http://schemas.microsoft.com/office/word/2010/wordprocessingGroup" xmlns:wpi="http://schemas.microsoft.com/office/word/2010/wordprocessingInk" xmlns:wne="http://schemas.microsoft.com/office/word/2006/wordml" xmlns:wps="http://schemas.microsoft.com/office/word/2010/wordprocessingShape" mc:Ignorable="w14 w15 w16se w16cid w16 w16cex w16sdtdh w16sdtfl w16du wp14">
   <w:body>
     <w:p>
       <w:pPr>
@@ -14,6 +14,9 @@
       <w:r>
         <w:t>Call to Order</w:t>
       </w:r>
+      <w:r>
+        <w:t xml:space="preserve"> – JM</w:t>
+      </w:r>
     </w:p>
     <w:p>
       <w:pPr>
@@ -27,6 +30,9 @@
       <w:r>
         <w:t xml:space="preserve">Public Comment </w:t>
       </w:r>
+      <w:r>
+        <w:t>- JM</w:t>
+      </w:r>
     </w:p>
     <w:p>
       <w:pPr>
@@ -38,7 +44,34 @@
         <w:spacing w:line="480" w:lineRule="auto"/>
       </w:pPr>
       <w:r>
-        <w:t>Opening Remarks</w:t>
+        <w:t>Program Announcements</w:t>
+      </w:r>
+      <w:r>
+        <w:t xml:space="preserve"> - CF</w:t>
+      </w:r>
+    </w:p>
+    <w:p>
+      <w:pPr>
+        <w:pStyle w:val="ListParagraph"/>
+        <w:numPr>
+          <w:ilvl w:val="1"/>
+          <w:numId w:val="2"/>
+        </w:numPr>
+        <w:spacing w:line="480" w:lineRule="auto"/>
+      </w:pPr>
+      <w:r>
+        <w:t>Jack Sharpe stepping down,</w:t>
+      </w:r>
+      <w:r>
+        <w:t xml:space="preserve"> April Research meeting, Appreciation event, </w:t>
+      </w:r>
+      <w:proofErr w:type="gramStart"/>
+      <w:r>
+        <w:t>New</w:t>
+      </w:r>
+      <w:proofErr w:type="gramEnd"/>
+      <w:r>
+        <w:t xml:space="preserve"> stipend payment, Hydrologic Conditions update, Approval of minutes, Focus of today.</w:t>
       </w:r>
     </w:p>
     <w:p>
@@ -53,6 +86,9 @@
       <w:r>
         <w:t>Approval of Minutes</w:t>
       </w:r>
+      <w:r>
+        <w:t xml:space="preserve"> - JM</w:t>
+      </w:r>
     </w:p>
     <w:p>
       <w:pPr>
@@ -64,20 +100,10 @@
         <w:spacing w:line="480" w:lineRule="auto"/>
       </w:pPr>
       <w:r>
-        <w:t>Program Announcements</w:t>
-      </w:r>
-    </w:p>
-    <w:p>
-      <w:pPr>
-        <w:pStyle w:val="ListParagraph"/>
-        <w:numPr>
-          <w:ilvl w:val="0"/>
-          <w:numId w:val="2"/>
-        </w:numPr>
-        <w:spacing w:line="480" w:lineRule="auto"/>
-      </w:pPr>
-      <w:r>
         <w:t>Reports</w:t>
+      </w:r>
+      <w:r>
+        <w:t xml:space="preserve"> - CF</w:t>
       </w:r>
     </w:p>
     <w:p>
@@ -90,13 +116,10 @@
         <w:spacing w:line="480" w:lineRule="auto"/>
       </w:pPr>
       <w:r>
-        <w:t xml:space="preserve">Springflow </w:t>
-      </w:r>
-      <w:r>
-        <w:t>P</w:t>
-      </w:r>
-      <w:r>
-        <w:t>rotection</w:t>
+        <w:t>Permit Renewal</w:t>
+      </w:r>
+      <w:r>
+        <w:t xml:space="preserve"> - ICF</w:t>
       </w:r>
     </w:p>
     <w:p>
@@ -108,8 +131,22 @@
         </w:numPr>
         <w:spacing w:line="480" w:lineRule="auto"/>
       </w:pPr>
-      <w:r>
-        <w:t>Habitat Conservation</w:t>
+      <w:proofErr w:type="spellStart"/>
+      <w:r>
+        <w:t>Springflow</w:t>
+      </w:r>
+      <w:proofErr w:type="spellEnd"/>
+      <w:r>
+        <w:t xml:space="preserve"> </w:t>
+      </w:r>
+      <w:r>
+        <w:t>P</w:t>
+      </w:r>
+      <w:r>
+        <w:t>rotection</w:t>
+      </w:r>
+      <w:r>
+        <w:t xml:space="preserve"> - CF</w:t>
       </w:r>
     </w:p>
     <w:p>
@@ -122,20 +159,39 @@
         <w:spacing w:line="480" w:lineRule="auto"/>
       </w:pPr>
       <w:r>
+        <w:t>Habitat Conservation</w:t>
+      </w:r>
+      <w:r>
+        <w:t xml:space="preserve"> San Marcos – ME</w:t>
+      </w:r>
+    </w:p>
+    <w:p>
+      <w:pPr>
+        <w:pStyle w:val="ListParagraph"/>
+        <w:numPr>
+          <w:ilvl w:val="1"/>
+          <w:numId w:val="2"/>
+        </w:numPr>
+        <w:spacing w:line="480" w:lineRule="auto"/>
+      </w:pPr>
+      <w:r>
+        <w:t>Habitat Conservation Landa - CF</w:t>
+      </w:r>
+    </w:p>
+    <w:p>
+      <w:pPr>
+        <w:pStyle w:val="ListParagraph"/>
+        <w:numPr>
+          <w:ilvl w:val="1"/>
+          <w:numId w:val="2"/>
+        </w:numPr>
+        <w:spacing w:line="480" w:lineRule="auto"/>
+      </w:pPr>
+      <w:r>
         <w:t>Supporting Measures</w:t>
       </w:r>
-    </w:p>
-    <w:p>
-      <w:pPr>
-        <w:pStyle w:val="ListParagraph"/>
-        <w:numPr>
-          <w:ilvl w:val="0"/>
-          <w:numId w:val="2"/>
-        </w:numPr>
-        <w:spacing w:line="480" w:lineRule="auto"/>
-      </w:pPr>
-      <w:r>
-        <w:t>Future Meetings</w:t>
+      <w:r>
+        <w:t xml:space="preserve"> - CF</w:t>
       </w:r>
     </w:p>
     <w:p>
@@ -203,10 +259,7 @@
         <w:spacing w:line="480" w:lineRule="auto"/>
       </w:pPr>
       <w:r>
-        <w:t>Opening Remarks</w:t>
-      </w:r>
-      <w:r>
-        <w:t xml:space="preserve"> (chad 8)</w:t>
+        <w:t>Program Announcements</w:t>
       </w:r>
     </w:p>
     <w:p>
@@ -252,8 +305,13 @@
       <w:r>
         <w:t xml:space="preserve">, </w:t>
       </w:r>
-      <w:r>
-        <w:t>Focus of this</w:t>
+      <w:proofErr w:type="gramStart"/>
+      <w:r>
+        <w:t>Focus</w:t>
+      </w:r>
+      <w:proofErr w:type="gramEnd"/>
+      <w:r>
+        <w:t xml:space="preserve"> of this</w:t>
       </w:r>
       <w:r>
         <w:t xml:space="preserve"> fall meeting is on the implementation of the HCP, this is time </w:t>
@@ -277,7 +335,15 @@
         <w:t>individual components of the HCP</w:t>
       </w:r>
       <w:r>
-        <w:t>, Sprigflow, Habitat, Supporting</w:t>
+        <w:t xml:space="preserve">, </w:t>
+      </w:r>
+      <w:proofErr w:type="spellStart"/>
+      <w:r>
+        <w:t>Sprigflow</w:t>
+      </w:r>
+      <w:proofErr w:type="spellEnd"/>
+      <w:r>
+        <w:t>, Habitat, Supporting</w:t>
       </w:r>
       <w:r>
         <w:t xml:space="preserve"> measures</w:t>
@@ -296,6 +362,7 @@
         <w:spacing w:line="480" w:lineRule="auto"/>
       </w:pPr>
       <w:r>
+        <w:lastRenderedPageBreak/>
         <w:t>Approval of Minutes</w:t>
       </w:r>
     </w:p>
@@ -420,8 +487,13 @@
         </w:numPr>
         <w:spacing w:line="480" w:lineRule="auto"/>
       </w:pPr>
-      <w:r>
-        <w:t>Springflow Protection</w:t>
+      <w:proofErr w:type="spellStart"/>
+      <w:r>
+        <w:t>Springflow</w:t>
+      </w:r>
+      <w:proofErr w:type="spellEnd"/>
+      <w:r>
+        <w:t xml:space="preserve"> Protection</w:t>
       </w:r>
       <w:r>
         <w:t xml:space="preserve"> (20)</w:t>
@@ -522,7 +594,7 @@
 </file>
 
 <file path=word/numbering.xml><?xml version="1.0" encoding="utf-8"?>
-<w:numbering xmlns:wpc="http://schemas.microsoft.com/office/word/2010/wordprocessingCanvas" xmlns:cx="http://schemas.microsoft.com/office/drawing/2014/chartex" xmlns:cx1="http://schemas.microsoft.com/office/drawing/2015/9/8/chartex" xmlns:cx2="http://schemas.microsoft.com/office/drawing/2015/10/21/chartex" xmlns:cx3="http://schemas.microsoft.com/office/drawing/2016/5/9/chartex" xmlns:cx4="http://schemas.microsoft.com/office/drawing/2016/5/10/chartex" xmlns:cx5="http://schemas.microsoft.com/office/drawing/2016/5/11/chartex" xmlns:cx6="http://schemas.microsoft.com/office/drawing/2016/5/12/chartex" xmlns:cx7="http://schemas.microsoft.com/office/drawing/2016/5/13/chartex" xmlns:cx8="http://schemas.microsoft.com/office/drawing/2016/5/14/chartex" xmlns:mc="http://schemas.openxmlformats.org/markup-compatibility/2006" xmlns:aink="http://schemas.microsoft.com/office/drawing/2016/ink" xmlns:am3d="http://schemas.microsoft.com/office/drawing/2017/model3d" xmlns:o="urn:schemas-microsoft-com:office:office" xmlns:oel="http://schemas.microsoft.com/office/2019/extlst" xmlns:r="http://schemas.openxmlformats.org/officeDocument/2006/relationships" xmlns:m="http://schemas.openxmlformats.org/officeDocument/2006/math" xmlns:v="urn:schemas-microsoft-com:vml" xmlns:wp14="http://schemas.microsoft.com/office/word/2010/wordprocessingDrawing" xmlns:wp="http://schemas.openxmlformats.org/drawingml/2006/wordprocessingDrawing" xmlns:w10="urn:schemas-microsoft-com:office:word" xmlns:w="http://schemas.openxmlformats.org/wordprocessingml/2006/main" xmlns:w14="http://schemas.microsoft.com/office/word/2010/wordml" xmlns:w15="http://schemas.microsoft.com/office/word/2012/wordml" xmlns:w16cex="http://schemas.microsoft.com/office/word/2018/wordml/cex" xmlns:w16cid="http://schemas.microsoft.com/office/word/2016/wordml/cid" xmlns:w16="http://schemas.microsoft.com/office/word/2018/wordml" xmlns:w16du="http://schemas.microsoft.com/office/word/2023/wordml/word16du" xmlns:w16sdtdh="http://schemas.microsoft.com/office/word/2020/wordml/sdtdatahash" xmlns:w16sdtfl="http://schemas.microsoft.com/office/word/2024/wordml/sdtformatlock" xmlns:w16se="http://schemas.microsoft.com/office/word/2015/wordml/symex" xmlns:wpg="http://schemas.microsoft.com/office/word/2010/wordprocessingGroup" xmlns:wpi="http://schemas.microsoft.com/office/word/2010/wordprocessingInk" xmlns:wne="http://schemas.microsoft.com/office/word/2006/wordml" xmlns:wps="http://schemas.microsoft.com/office/word/2010/wordprocessingShape" mc:Ignorable="w14 w15 w16se w16cid w16 w16cex w16sdtdh w16sdtfl w16du wp14">
+<w:numbering xmlns:wpc="http://schemas.microsoft.com/office/word/2010/wordprocessingCanvas" xmlns:cx="http://schemas.microsoft.com/office/drawing/2014/chartex" xmlns:cx1="http://schemas.microsoft.com/office/drawing/2015/9/8/chartex" xmlns:cx2="http://schemas.microsoft.com/office/drawing/2015/10/21/chartex" xmlns:cx3="http://schemas.microsoft.com/office/drawing/2016/5/9/chartex" xmlns:cx4="http://schemas.microsoft.com/office/drawing/2016/5/10/chartex" xmlns:cx5="http://schemas.microsoft.com/office/drawing/2016/5/11/chartex" xmlns:cx6="http://schemas.microsoft.com/office/drawing/2016/5/12/chartex" xmlns:cx7="http://schemas.microsoft.com/office/drawing/2016/5/13/chartex" xmlns:cx8="http://schemas.microsoft.com/office/drawing/2016/5/14/chartex" xmlns:mc="http://schemas.openxmlformats.org/markup-compatibility/2006" xmlns:aink="http://schemas.microsoft.com/office/drawing/2016/ink" xmlns:am3d="http://schemas.microsoft.com/office/drawing/2017/model3d" xmlns:o="urn:schemas-microsoft-com:office:office" xmlns:oel="http://schemas.microsoft.com/office/2019/extlst" xmlns:r="http://schemas.openxmlformats.org/officeDocument/2006/relationships" xmlns:m="http://schemas.openxmlformats.org/officeDocument/2006/math" xmlns:v="urn:schemas-microsoft-com:vml" xmlns:wp14="http://schemas.microsoft.com/office/word/2010/wordprocessingDrawing" xmlns:wp="http://schemas.openxmlformats.org/drawingml/2006/wordprocessingDrawing" xmlns:w10="urn:schemas-microsoft-com:office:word" xmlns:w="http://schemas.openxmlformats.org/wordprocessingml/2006/main" xmlns:w14="http://schemas.microsoft.com/office/word/2010/wordml" xmlns:w15="http://schemas.microsoft.com/office/word/2012/wordml" xmlns:w16cei="http://schemas.microsoft.com/office/word/2026/wordml/cei" xmlns:w16cex="http://schemas.microsoft.com/office/word/2018/wordml/cex" xmlns:w16cid="http://schemas.microsoft.com/office/word/2016/wordml/cid" xmlns:w16="http://schemas.microsoft.com/office/word/2018/wordml" xmlns:w16du="http://schemas.microsoft.com/office/word/2023/wordml/word16du" xmlns:w16sdtdh="http://schemas.microsoft.com/office/word/2020/wordml/sdtdatahash" xmlns:w16sdtfl="http://schemas.microsoft.com/office/word/2024/wordml/sdtformatlock" xmlns:w16se="http://schemas.microsoft.com/office/word/2015/wordml/symex" xmlns:wpg="http://schemas.microsoft.com/office/word/2010/wordprocessingGroup" xmlns:wpi="http://schemas.microsoft.com/office/word/2010/wordprocessingInk" xmlns:wne="http://schemas.microsoft.com/office/word/2006/wordml" xmlns:wps="http://schemas.microsoft.com/office/word/2010/wordprocessingShape" mc:Ignorable="w14 w15 w16se w16cid w16 w16cex w16sdtdh w16sdtfl w16du wp14">
   <w:abstractNum w:abstractNumId="0" w15:restartNumberingAfterBreak="0">
     <w:nsid w:val="10634AD2"/>
     <w:multiLevelType w:val="hybridMultilevel"/>
